--- a/3 Kafka+PySpark+PG.docx
+++ b/3 Kafka+PySpark+PG.docx
@@ -166,9 +166,6 @@
     <w:p>
       <w:pPr>
         <w:jc w:val="both"/>
-        <w:rPr>
-          <w:lang w:val="en-US"/>
-        </w:rPr>
       </w:pPr>
       <w:proofErr w:type="spellStart"/>
       <w:r>
@@ -271,6 +268,9 @@
     <w:p>
       <w:pPr>
         <w:jc w:val="both"/>
+        <w:rPr>
+          <w:lang w:val="en-US"/>
+        </w:rPr>
       </w:pPr>
       <w:proofErr w:type="spellStart"/>
       <w:r>
@@ -342,36 +342,48 @@
         <w:rPr>
           <w:lang w:val="en-US"/>
         </w:rPr>
-        <w:t xml:space="preserve">Managed Service for PostgreSQL </w:t>
-      </w:r>
-      <w:r>
-        <w:rPr>
-          <w:lang w:val="en-US"/>
-        </w:rPr>
-        <w:t>–</w:t>
-      </w:r>
-      <w:r>
-        <w:rPr>
-          <w:lang w:val="en-US"/>
-        </w:rPr>
-        <w:t xml:space="preserve"> </w:t>
+        <w:t>Managed</w:t>
+      </w:r>
+      <w:r>
+        <w:t xml:space="preserve"> </w:t>
+      </w:r>
+      <w:r>
+        <w:rPr>
+          <w:lang w:val="en-US"/>
+        </w:rPr>
+        <w:t>Service</w:t>
+      </w:r>
+      <w:r>
+        <w:t xml:space="preserve"> </w:t>
+      </w:r>
+      <w:r>
+        <w:rPr>
+          <w:lang w:val="en-US"/>
+        </w:rPr>
+        <w:t>for</w:t>
+      </w:r>
+      <w:r>
+        <w:t xml:space="preserve"> </w:t>
+      </w:r>
+      <w:r>
+        <w:rPr>
+          <w:lang w:val="en-US"/>
+        </w:rPr>
+        <w:t>PostgreSQL</w:t>
+      </w:r>
+      <w:r>
+        <w:t xml:space="preserve"> – </w:t>
       </w:r>
       <w:r>
         <w:t>хранилище</w:t>
       </w:r>
       <w:r>
-        <w:rPr>
-          <w:lang w:val="en-US"/>
-        </w:rPr>
         <w:t xml:space="preserve"> </w:t>
       </w:r>
       <w:r>
         <w:t>агрегированных</w:t>
       </w:r>
       <w:r>
-        <w:rPr>
-          <w:lang w:val="en-US"/>
-        </w:rPr>
         <w:t xml:space="preserve"> </w:t>
       </w:r>
       <w:r>
@@ -383,9 +395,6 @@
         <w:jc w:val="both"/>
       </w:pPr>
       <w:r>
-        <w:rPr>
-          <w:lang w:val="en-US"/>
-        </w:rPr>
         <w:tab/>
       </w:r>
       <w:r>
@@ -401,7 +410,8 @@
       </w:pPr>
       <w:r>
         <w:rPr>
-          <w:lang w:val="en-US"/>
+          <w:noProof/>
+          <w:lang w:eastAsia="ru-RU"/>
         </w:rPr>
         <w:drawing>
           <wp:inline distT="0" distB="0" distL="0" distR="0" wp14:anchorId="1E060803" wp14:editId="4D2DB2C6">
@@ -449,7 +459,8 @@
       </w:pPr>
       <w:r>
         <w:rPr>
-          <w:lang w:val="en-US"/>
+          <w:noProof/>
+          <w:lang w:eastAsia="ru-RU"/>
         </w:rPr>
         <w:drawing>
           <wp:inline distT="0" distB="0" distL="0" distR="0" wp14:anchorId="00C09EF3" wp14:editId="71DC0E2D">
@@ -497,7 +508,8 @@
       </w:pPr>
       <w:r>
         <w:rPr>
-          <w:lang w:val="en-US"/>
+          <w:noProof/>
+          <w:lang w:eastAsia="ru-RU"/>
         </w:rPr>
         <w:drawing>
           <wp:inline distT="0" distB="0" distL="0" distR="0" wp14:anchorId="7B086F91" wp14:editId="4D259932">
@@ -604,10 +616,7 @@
         <w:jc w:val="both"/>
       </w:pPr>
       <w:r>
-        <w:t>Результат отправки:</w:t>
-      </w:r>
-      <w:r>
-        <w:t xml:space="preserve"> </w:t>
+        <w:t xml:space="preserve">Результат отправки: </w:t>
       </w:r>
       <w:r>
         <w:t>о</w:t>
@@ -642,6 +651,10 @@
         <w:jc w:val="both"/>
       </w:pPr>
       <w:r>
+        <w:rPr>
+          <w:noProof/>
+          <w:lang w:eastAsia="ru-RU"/>
+        </w:rPr>
         <w:drawing>
           <wp:inline distT="0" distB="0" distL="0" distR="0" wp14:anchorId="0FF6D663" wp14:editId="5430B45E">
             <wp:extent cx="5940425" cy="1635760"/>
@@ -684,6 +697,10 @@
         <w:jc w:val="both"/>
       </w:pPr>
       <w:r>
+        <w:rPr>
+          <w:noProof/>
+          <w:lang w:eastAsia="ru-RU"/>
+        </w:rPr>
         <w:lastRenderedPageBreak/>
         <w:drawing>
           <wp:inline distT="0" distB="0" distL="0" distR="0" wp14:anchorId="7D72624A" wp14:editId="3E9CABE9">
@@ -728,13 +745,7 @@
         <w:jc w:val="both"/>
       </w:pPr>
       <w:r>
-        <w:t>Создан скрипт strea</w:t>
-      </w:r>
-      <w:r>
-        <w:t>ming_job.py, который выполняет ч</w:t>
-      </w:r>
-      <w:r>
-        <w:t xml:space="preserve">тение из </w:t>
+        <w:t xml:space="preserve">Создан скрипт streaming_job.py, который выполняет чтение из </w:t>
       </w:r>
       <w:proofErr w:type="spellStart"/>
       <w:r>
@@ -837,7 +848,8 @@
       </w:pPr>
       <w:r>
         <w:rPr>
-          <w:lang w:val="en-US"/>
+          <w:noProof/>
+          <w:lang w:eastAsia="ru-RU"/>
         </w:rPr>
         <w:drawing>
           <wp:inline distT="0" distB="0" distL="0" distR="0" wp14:anchorId="164C7070" wp14:editId="6AC14C16">
@@ -1031,11 +1043,53 @@
     </w:p>
     <w:p>
       <w:pPr>
+        <w:jc w:val="both"/>
+      </w:pPr>
+      <w:r>
+        <w:lastRenderedPageBreak/>
+        <w:drawing>
+          <wp:inline distT="0" distB="0" distL="0" distR="0" wp14:anchorId="560E6AF5" wp14:editId="2489BCF4">
+            <wp:extent cx="5940425" cy="3522980"/>
+            <wp:effectExtent l="0" t="0" r="3175" b="1270"/>
+            <wp:docPr id="7" name="Рисунок 7"/>
+            <wp:cNvGraphicFramePr>
+              <a:graphicFrameLocks xmlns:a="http://schemas.openxmlformats.org/drawingml/2006/main" noChangeAspect="1"/>
+            </wp:cNvGraphicFramePr>
+            <a:graphic xmlns:a="http://schemas.openxmlformats.org/drawingml/2006/main">
+              <a:graphicData uri="http://schemas.openxmlformats.org/drawingml/2006/picture">
+                <pic:pic xmlns:pic="http://schemas.openxmlformats.org/drawingml/2006/picture">
+                  <pic:nvPicPr>
+                    <pic:cNvPr id="1" name=""/>
+                    <pic:cNvPicPr/>
+                  </pic:nvPicPr>
+                  <pic:blipFill>
+                    <a:blip r:embed="rId10"/>
+                    <a:stretch>
+                      <a:fillRect/>
+                    </a:stretch>
+                  </pic:blipFill>
+                  <pic:spPr>
+                    <a:xfrm>
+                      <a:off x="0" y="0"/>
+                      <a:ext cx="5940425" cy="3522980"/>
+                    </a:xfrm>
+                    <a:prstGeom prst="rect">
+                      <a:avLst/>
+                    </a:prstGeom>
+                  </pic:spPr>
+                </pic:pic>
+              </a:graphicData>
+            </a:graphic>
+          </wp:inline>
+        </w:drawing>
+      </w:r>
+    </w:p>
+    <w:p>
+      <w:pPr>
         <w:ind w:firstLine="708"/>
         <w:jc w:val="both"/>
       </w:pPr>
       <w:r>
-        <w:lastRenderedPageBreak/>
         <w:t xml:space="preserve">Таким образом, в ходе выполнения задания спроектирована и реализована полноценная потоковая ETL-система на базе </w:t>
       </w:r>
       <w:proofErr w:type="spellStart"/>
@@ -1107,35 +1161,44 @@
         <w:t xml:space="preserve"> 20 МБ, разбор вложенных JSON-структур в плоский вид</w:t>
       </w:r>
       <w:r>
-        <w:t xml:space="preserve">. Для визуализации полученных данных </w:t>
-      </w:r>
+        <w:t xml:space="preserve">. Для визуализации полученных данных можно подключить </w:t>
+      </w:r>
+      <w:proofErr w:type="spellStart"/>
+      <w:r>
+        <w:rPr>
+          <w:lang w:val="en-US"/>
+        </w:rPr>
+        <w:t>DataLines</w:t>
+      </w:r>
+      <w:proofErr w:type="spellEnd"/>
+      <w:r>
+        <w:t xml:space="preserve"> и построить аналитический</w:t>
+      </w:r>
+      <w:r>
+        <w:t xml:space="preserve"> </w:t>
+      </w:r>
+      <w:proofErr w:type="spellStart"/>
+      <w:r>
+        <w:t>дашборд</w:t>
+      </w:r>
+      <w:proofErr w:type="spellEnd"/>
+      <w:r>
+        <w:t>.</w:t>
+      </w:r>
+    </w:p>
+    <w:p>
+      <w:pPr>
+        <w:ind w:firstLine="708"/>
+        <w:jc w:val="both"/>
+      </w:pPr>
+    </w:p>
+    <w:p>
+      <w:pPr>
+        <w:ind w:firstLine="708"/>
+        <w:jc w:val="both"/>
+      </w:pPr>
       <w:bookmarkStart w:id="0" w:name="_GoBack"/>
       <w:bookmarkEnd w:id="0"/>
-      <w:r>
-        <w:t xml:space="preserve">можно подключить </w:t>
-      </w:r>
-      <w:proofErr w:type="spellStart"/>
-      <w:r>
-        <w:rPr>
-          <w:lang w:val="en-US"/>
-        </w:rPr>
-        <w:t>DataLines</w:t>
-      </w:r>
-      <w:proofErr w:type="spellEnd"/>
-      <w:r>
-        <w:t xml:space="preserve"> и построить аналитический</w:t>
-      </w:r>
-      <w:r>
-        <w:t xml:space="preserve"> </w:t>
-      </w:r>
-      <w:proofErr w:type="spellStart"/>
-      <w:r>
-        <w:t>дашборд</w:t>
-      </w:r>
-      <w:proofErr w:type="spellEnd"/>
-      <w:r>
-        <w:t>.</w:t>
-      </w:r>
     </w:p>
     <w:sectPr>
       <w:pgSz w:w="11906" w:h="16838"/>
